--- a/deliverables/note.docx
+++ b/deliverables/note.docx
@@ -1984,7 +1984,7 @@
         <w:t>méthode reproductible</w:t>
       </w:r>
       <w:r>
-        <w:t>, avec sa procédure de pré-enregistrement, plutôt que comme un montage propre à ce cas.</w:t>
+        <w:t>, avec sa procédure de pré-enregistrement, plutôt que comme un montage propre à ce cas. Exploiter le score d'autorité désormais porté par chaque arête : pondérer la sélection de contexte par fiabilité de source et mesurer si cela déplace une décision — sur un protocole ré-enregistré, jamais en repondérant après coup les 45 cellules déjà exécutées.</w:t>
       </w:r>
     </w:p>
     <w:p>
@@ -2174,10 +2174,7 @@
         <w:rPr>
           <w:b/>
         </w:rPr>
-        <w:t>La crédibilité des sources n'atteint pas le graphe</w:t>
-      </w:r>
-      <w:r>
-        <w:t xml:space="preserve"> : rang et catégorie sont</w:t>
+        <w:t>La crédibilité des sources atteint le graphe, mais rien ne s'en sert encore.</w:t>
       </w:r>
     </w:p>
     <w:p>
@@ -2185,7 +2182,92 @@
         <w:jc w:val="both"/>
       </w:pPr>
       <w:r>
-        <w:t xml:space="preserve">   déclarés à la collecte mais non propagés au pipeline. Un billet commercial pèse autant que le NVD.</w:t>
+        <w:t xml:space="preserve">   Rang, catégorie et score d'autorité (règle unique de </w:t>
+      </w:r>
+      <w:r>
+        <w:rPr>
+          <w:rFonts w:ascii="Consolas" w:hAnsi="Consolas"/>
+          <w:sz w:val="17"/>
+        </w:rPr>
+        <w:t>build_source_quality.py</w:t>
+      </w:r>
+      <w:r>
+        <w:t xml:space="preserve">) sont désormais copiés de </w:t>
+      </w:r>
+      <w:r>
+        <w:rPr>
+          <w:rFonts w:ascii="Consolas" w:hAnsi="Consolas"/>
+          <w:sz w:val="17"/>
+        </w:rPr>
+        <w:t>corpus/raw/</w:t>
+      </w:r>
+      <w:r>
+        <w:t xml:space="preserve"> vers </w:t>
+      </w:r>
+      <w:r>
+        <w:rPr>
+          <w:rFonts w:ascii="Consolas" w:hAnsi="Consolas"/>
+          <w:sz w:val="17"/>
+        </w:rPr>
+        <w:t>corpus/clean/</w:t>
+      </w:r>
+      <w:r>
+        <w:t xml:space="preserve"> puis </w:t>
+      </w:r>
+      <w:r>
+        <w:rPr>
+          <w:b/>
+        </w:rPr>
+        <w:t>joints sur `source_id`</w:t>
+      </w:r>
+      <w:r>
+        <w:t xml:space="preserve"> sur les 2 123 arêtes canoniques — et par héritage sur </w:t>
+      </w:r>
+      <w:r>
+        <w:rPr>
+          <w:rFonts w:ascii="Consolas" w:hAnsi="Consolas"/>
+          <w:sz w:val="17"/>
+        </w:rPr>
+        <w:t>demo_kg/</w:t>
+      </w:r>
+      <w:r>
+        <w:t xml:space="preserve">. On peut donc trier et filtrer les arêtes par fiabilité. Ce qui reste ouvert : ce poids n'entre </w:t>
+      </w:r>
+      <w:r>
+        <w:rPr>
+          <w:b/>
+        </w:rPr>
+        <w:t>ni dans le protocole des 45 cellules</w:t>
+      </w:r>
+      <w:r>
+        <w:t xml:space="preserve"> (enregistré avant cette propagation, non repondéré a posteriori) </w:t>
+      </w:r>
+      <w:r>
+        <w:rPr>
+          <w:b/>
+        </w:rPr>
+        <w:t>ni dans la sélection de contexte</w:t>
+      </w:r>
+      <w:r>
+        <w:t xml:space="preserve">, qui traite encore toutes les arêtes à poids égal. Un billet commercial et le NVD pèsent toujours autant </w:t>
+      </w:r>
+      <w:r>
+        <w:rPr>
+          <w:i/>
+        </w:rPr>
+        <w:t>dans la réponse</w:t>
+      </w:r>
+      <w:r>
+        <w:t xml:space="preserve">, même si l'écart est maintenant visible </w:t>
+      </w:r>
+      <w:r>
+        <w:rPr>
+          <w:i/>
+        </w:rPr>
+        <w:t>dans la donnée</w:t>
+      </w:r>
+      <w:r>
+        <w:t>. Repondération et mesure de son effet : feuille de route, pas résultat.</w:t>
       </w:r>
     </w:p>
     <w:p>
@@ -2566,7 +2648,7 @@
         <w:rPr>
           <w:b/>
         </w:rPr>
-        <w:t>même template de prompt, transport différent</w:t>
+        <w:t>transport différent</w:t>
       </w:r>
       <w:r>
         <w:t xml:space="preserve">, et une chaîne de modèles gratuits </w:t>
@@ -2588,7 +2670,36 @@
         <w:t>resultats.md</w:t>
       </w:r>
       <w:r>
-        <w:t>. Quatre défauts trouvés en le construisant : fuite de raisonnement malgré l'instruction d'exclusion, troncature par budget de jetons, réponses non conclusives, erreur de syntaxe JS.</w:t>
+        <w:t xml:space="preserve">. Son </w:t>
+      </w:r>
+      <w:r>
+        <w:rPr>
+          <w:b/>
+        </w:rPr>
+        <w:t>template de prompt diverge aussi</w:t>
+      </w:r>
+      <w:r>
+        <w:t xml:space="preserve"> : il exige une décision, une justification et la citation des éléments utilisés, là où les 45 cellules demandaient seulement décision + justification. Le template reste identique entre les cinq configurations — la contrainte méthodologique est préservée — mais il n'est pas celui du protocole enregistré, et </w:t>
+      </w:r>
+      <w:r>
+        <w:rPr>
+          <w:rFonts w:ascii="Consolas" w:hAnsi="Consolas"/>
+          <w:sz w:val="17"/>
+        </w:rPr>
+        <w:t>experiments/</w:t>
+      </w:r>
+      <w:r>
+        <w:t xml:space="preserve"> comme </w:t>
+      </w:r>
+      <w:r>
+        <w:rPr>
+          <w:rFonts w:ascii="Consolas" w:hAnsi="Consolas"/>
+          <w:sz w:val="17"/>
+        </w:rPr>
+        <w:t>resultats.md</w:t>
+      </w:r>
+      <w:r>
+        <w:t xml:space="preserve"> sont inchangés. Quatre défauts trouvés en le construisant : fuite de raisonnement malgré l'instruction d'exclusion, troncature par budget de jetons, réponses non conclusives, erreur de syntaxe JS.</w:t>
       </w:r>
     </w:p>
     <w:sectPr>
